--- a/Documentacion practica 1.docx
+++ b/Documentacion practica 1.docx
@@ -3,21 +3,8 @@
 <w:document xmlns:wpc="http://schemas.microsoft.com/office/word/2010/wordprocessingCanvas" xmlns:cx="http://schemas.microsoft.com/office/drawing/2014/chartex" xmlns:cx1="http://schemas.microsoft.com/office/drawing/2015/9/8/chartex" xmlns:cx2="http://schemas.microsoft.com/office/drawing/2015/10/21/chartex" xmlns:cx3="http://schemas.microsoft.com/office/drawing/2016/5/9/chartex" xmlns:cx4="http://schemas.microsoft.com/office/drawing/2016/5/10/chartex" xmlns:cx5="http://schemas.microsoft.com/office/drawing/2016/5/11/chartex" xmlns:cx6="http://schemas.microsoft.com/office/drawing/2016/5/12/chartex" xmlns:cx7="http://schemas.microsoft.com/office/drawing/2016/5/13/chartex" xmlns:cx8="http://schemas.microsoft.com/office/drawing/2016/5/14/chartex" xmlns:mc="http://schemas.openxmlformats.org/markup-compatibility/2006" xmlns:aink="http://schemas.microsoft.com/office/drawing/2016/ink" xmlns:am3d="http://schemas.microsoft.com/office/drawing/2017/model3d" xmlns:o="urn:schemas-microsoft-com:office:office" xmlns:oel="http://schemas.microsoft.com/office/2019/extlst" xmlns:r="http://schemas.openxmlformats.org/officeDocument/2006/relationships" xmlns:m="http://schemas.openxmlformats.org/officeDocument/2006/math" xmlns:v="urn:schemas-microsoft-com:vml" xmlns:wp14="http://schemas.microsoft.com/office/word/2010/wordprocessingDrawing" xmlns:wp="http://schemas.openxmlformats.org/drawingml/2006/wordprocessingDrawing" xmlns:w10="urn:schemas-microsoft-com:office:word" xmlns:w="http://schemas.openxmlformats.org/wordprocessingml/2006/main" xmlns:w14="http://schemas.microsoft.com/office/word/2010/wordml" xmlns:w15="http://schemas.microsoft.com/office/word/2012/wordml" xmlns:w16cex="http://schemas.microsoft.com/office/word/2018/wordml/cex" xmlns:w16cid="http://schemas.microsoft.com/office/word/2016/wordml/cid" xmlns:w16="http://schemas.microsoft.com/office/word/2018/wordml" xmlns:w16du="http://schemas.microsoft.com/office/word/2023/wordml/word16du" xmlns:w16sdtdh="http://schemas.microsoft.com/office/word/2020/wordml/sdtdatahash" xmlns:w16sdtfl="http://schemas.microsoft.com/office/word/2024/wordml/sdtformatlock" xmlns:w16se="http://schemas.microsoft.com/office/word/2015/wordml/symex" xmlns:wpg="http://schemas.microsoft.com/office/word/2010/wordprocessingGroup" xmlns:wpi="http://schemas.microsoft.com/office/word/2010/wordprocessingInk" xmlns:wne="http://schemas.microsoft.com/office/word/2006/wordml" xmlns:wps="http://schemas.microsoft.com/office/word/2010/wordprocessingShape" mc:Ignorable="w14 w15 w16se w16cid w16 w16cex w16sdtdh w16sdtfl w16du wp14">
   <w:body>
     <w:p>
-      <w:pPr>
-        <w:rPr>
-          <w:u w:val="single"/>
-        </w:rPr>
-      </w:pPr>
       <w:r>
-        <w:t xml:space="preserve">El primer paso que tuve que hacer es elegir el tema el cual fue boxeo dado que me gusta y lo estoy practicando, dentro del tema como había que tener un formulario para interactuar con datos por lo que di la temática de que fuera una inscripción a un gimnasio de boxeo. Una vez tengo la temática lo que decido es la división de pantallas como es un gimnasio y da opción de iniciar sesión </w:t>
-      </w:r>
-      <w:proofErr w:type="spellStart"/>
-      <w:r>
-        <w:t>y</w:t>
-      </w:r>
-      <w:proofErr w:type="spellEnd"/>
-      <w:r>
-        <w:t xml:space="preserve"> inscribirse </w:t>
+        <w:t xml:space="preserve">El primer paso que tuve que hacer es elegir el tema el cual fue boxeo dado que me gusta y lo estoy practicando, dentro del tema como había que tener un formulario para interactuar con datos por lo que di la temática de que fuera una inscripción a un gimnasio de boxeo. Una vez tengo la temática lo que decido es la división de pantallas como es un gimnasio y da opción de iniciar sesión y inscribirse </w:t>
       </w:r>
       <w:r>
         <w:t>debe tener</w:t>
@@ -38,50 +25,72 @@
         <w:t xml:space="preserve">para facilitar las opciones al cliente manteniendo una buena conexión de enlaces, luego también meto un footer ya que son cosas que todas las web tienen que tener, una vez tengo las cosas necesarias dentro de la web que son header y footer decido la paleta de colores que le quiero meter </w:t>
       </w:r>
       <w:r>
-        <w:t xml:space="preserve">que en este caso será un negro rojo gris y blanco, una vez tengo ya decidida mi paleta de colores lo que hago es ya empezar a desarrollar la web, en este caso he empezado con el </w:t>
-      </w:r>
-      <w:proofErr w:type="spellStart"/>
-      <w:r>
-        <w:t>index</w:t>
-      </w:r>
-      <w:proofErr w:type="spellEnd"/>
-      <w:r>
-        <w:t xml:space="preserve"> que la he dividido en tres </w:t>
-      </w:r>
-      <w:proofErr w:type="spellStart"/>
-      <w:r>
-        <w:t>div</w:t>
-      </w:r>
-      <w:proofErr w:type="spellEnd"/>
-      <w:r>
-        <w:t xml:space="preserve"> el primero es donde hare la muestra de datos del usuario, en el segundo </w:t>
-      </w:r>
-      <w:proofErr w:type="spellStart"/>
-      <w:r>
-        <w:t>div</w:t>
-      </w:r>
-      <w:proofErr w:type="spellEnd"/>
-      <w:r>
-        <w:t xml:space="preserve"> </w:t>
+        <w:t xml:space="preserve">que en este caso será un negro rojo gris y blanco, una vez tengo ya decidida mi paleta de colores lo que hago es ya empezar a desarrollar la web, en este caso he empezado con el index que la he dividido en tres div el primero es donde hare la muestra de datos del usuario, en el segundo div </w:t>
       </w:r>
       <w:r>
-        <w:t xml:space="preserve">hago como una invitación para apuntarse al gym y por ultimo en el tercer </w:t>
+        <w:t xml:space="preserve">hago como una invitación para apuntarse al gym y por ultimo en el tercer div del index lo que hago es contar un poco de lo que ofrece el gym. La pestaña de iniciar sesión simplemente inicia sesión y valida que el usuario este registrado y la de registro únicamente es para registrarte en el gym validando que pones un correo y en ambas se valida que estén completos los campos. </w:t>
       </w:r>
-      <w:proofErr w:type="spellStart"/>
+    </w:p>
+    <w:p/>
+    <w:p>
+      <w:pPr>
+        <w:rPr>
+          <w:u w:val="single"/>
+        </w:rPr>
+      </w:pPr>
       <w:r>
-        <w:t>div</w:t>
-      </w:r>
-      <w:proofErr w:type="spellEnd"/>
-      <w:r>
-        <w:t xml:space="preserve"> del </w:t>
-      </w:r>
-      <w:proofErr w:type="spellStart"/>
-      <w:r>
-        <w:t>index</w:t>
-      </w:r>
-      <w:proofErr w:type="spellEnd"/>
-      <w:r>
-        <w:t xml:space="preserve"> lo que hago es contar un poco de lo que ofrece el gym. La pestaña de iniciar sesión simplemente inicia sesión y valida que el usuario este registrado y la de registro únicamente es para registrarte en el gym validando que pones un correo y en ambas se valida que estén completos los campos. </w:t>
+        <w:rPr>
+          <w:noProof/>
+        </w:rPr>
+        <w:lastRenderedPageBreak/>
+        <w:drawing>
+          <wp:inline distT="0" distB="0" distL="0" distR="0" wp14:anchorId="20A4691E" wp14:editId="3A28AAF1">
+            <wp:extent cx="5400040" cy="7637145"/>
+            <wp:effectExtent l="0" t="0" r="0" b="1905"/>
+            <wp:docPr id="1289601717" name="Imagen 1"/>
+            <wp:cNvGraphicFramePr>
+              <a:graphicFrameLocks xmlns:a="http://schemas.openxmlformats.org/drawingml/2006/main" noChangeAspect="1"/>
+            </wp:cNvGraphicFramePr>
+            <a:graphic xmlns:a="http://schemas.openxmlformats.org/drawingml/2006/main">
+              <a:graphicData uri="http://schemas.openxmlformats.org/drawingml/2006/picture">
+                <pic:pic xmlns:pic="http://schemas.openxmlformats.org/drawingml/2006/picture">
+                  <pic:nvPicPr>
+                    <pic:cNvPr id="0" name="Picture 1"/>
+                    <pic:cNvPicPr>
+                      <a:picLocks noChangeAspect="1" noChangeArrowheads="1"/>
+                    </pic:cNvPicPr>
+                  </pic:nvPicPr>
+                  <pic:blipFill>
+                    <a:blip r:embed="rId4">
+                      <a:extLst>
+                        <a:ext uri="{28A0092B-C50C-407E-A947-70E740481C1C}">
+                          <a14:useLocalDpi xmlns:a14="http://schemas.microsoft.com/office/drawing/2010/main" val="0"/>
+                        </a:ext>
+                      </a:extLst>
+                    </a:blip>
+                    <a:srcRect/>
+                    <a:stretch>
+                      <a:fillRect/>
+                    </a:stretch>
+                  </pic:blipFill>
+                  <pic:spPr bwMode="auto">
+                    <a:xfrm>
+                      <a:off x="0" y="0"/>
+                      <a:ext cx="5400040" cy="7637145"/>
+                    </a:xfrm>
+                    <a:prstGeom prst="rect">
+                      <a:avLst/>
+                    </a:prstGeom>
+                    <a:noFill/>
+                    <a:ln>
+                      <a:noFill/>
+                    </a:ln>
+                  </pic:spPr>
+                </pic:pic>
+              </a:graphicData>
+            </a:graphic>
+          </wp:inline>
+        </w:drawing>
       </w:r>
     </w:p>
     <w:sectPr>
